--- a/小野町_引継ぎ_整理済/03_計画素案/小野町_第10期_成果指標の仕様_20261014.docx
+++ b/小野町_引継ぎ_整理済/03_計画素案/小野町_第10期_成果指標の仕様_20261014.docx
@@ -1174,7 +1174,7 @@
           <w:i w:val="0"/>
           <w:sz w:val="21"/>
         </w:rPr>
-        <w:t>素案（小野町高齢者保健福祉計画_第10期介護保険事業計画_素案_第10版_20261014.docx）の第5章に置いた成果指標を現物から読み出し、</w:t>
+        <w:t>素案（小野町高齢者保健福祉計画_第10期介護保険事業計画_素案_第11版_20261015.docx）の第5章に置いた成果指標を現物から読み出し、</w:t>
       </w:r>
       <w:r>
         <w:rPr>
